--- a/rapports/2026-06-06/EQ28/EQ28_sup_v2/DR_061101000061/59-61-49-53.docx
+++ b/rapports/2026-06-06/EQ28/EQ28_sup_v2/DR_061101000061/59-61-49-53.docx
@@ -297,7 +297,7 @@
           <w:color w:val="1F6FEB"/>
           <w:sz w:val="22"/>
         </w:rPr>
-        <w:t>⚠ INCOHÉRENCES À CORRIGER (58)</w:t>
+        <w:t>⚠ INCOHÉRENCES À CORRIGER (56)</w:t>
       </w:r>
     </w:p>
     <w:tbl>
@@ -724,7 +724,7 @@
                 <w:color w:val="16A34A"/>
                 <w:sz w:val="16"/>
               </w:rPr>
-              <w:t>—</w:t>
+              <w:t>s02q33, s01q00b</w:t>
             </w:r>
           </w:p>
         </w:tc>
@@ -755,7 +755,7 @@
                 <w:i w:val="0"/>
                 <w:sz w:val="17"/>
               </w:rPr>
-              <w:t>Incohérence!!! seulement les écoles privées paient les frais de scolarité (y compris les frais d'inscription).</w:t>
+              <w:t>Incoherent!!! La dernière fois que RAMA MANGANE a  fréquenté l'école est 9999.</w:t>
             </w:r>
           </w:p>
         </w:tc>
@@ -878,7 +878,7 @@
                 <w:i w:val="0"/>
                 <w:sz w:val="16"/>
               </w:rPr>
-              <w:t>S02</w:t>
+              <w:t>S11</w:t>
               <w:br/>
             </w:r>
             <w:r>
@@ -888,7 +888,7 @@
                 <w:color w:val="64748B"/>
                 <w:sz w:val="14"/>
               </w:rPr>
-              <w:t>Éducation</w:t>
+              <w:t>Logement / cadre de vie</w:t>
             </w:r>
           </w:p>
         </w:tc>
@@ -904,7 +904,7 @@
                 <w:color w:val="16A34A"/>
                 <w:sz w:val="16"/>
               </w:rPr>
-              <w:t>s02q33, s01q00b</w:t>
+              <w:t>s01q36, s01q38, s04q24, s02q13, s11q35a, s11q35b_code</w:t>
             </w:r>
           </w:p>
         </w:tc>
@@ -935,7 +935,7 @@
                 <w:i w:val="0"/>
                 <w:sz w:val="17"/>
               </w:rPr>
-              <w:t>Incoherent!!! La dernière fois que RAMA MANGANE a  fréquenté l'école est 9999.</w:t>
+              <w:t>Le montant de la dernière facture d'électricité est de 35000 FCFA Mensuel qui semble incohérent, Prière de vérifier les questions 11.35a et 11.35b auprès du ménage ou confirmer.</w:t>
             </w:r>
           </w:p>
         </w:tc>
@@ -968,7 +968,7 @@
                 <w:i w:val="0"/>
                 <w:sz w:val="16"/>
               </w:rPr>
-              <w:t>S11</w:t>
+              <w:t>S20</w:t>
               <w:br/>
             </w:r>
             <w:r>
@@ -978,7 +978,7 @@
                 <w:color w:val="64748B"/>
                 <w:sz w:val="14"/>
               </w:rPr>
-              <w:t>Logement / cadre de vie</w:t>
+              <w:t>Gouvernance / autres</w:t>
             </w:r>
           </w:p>
         </w:tc>
@@ -994,7 +994,7 @@
                 <w:color w:val="16A34A"/>
                 <w:sz w:val="16"/>
               </w:rPr>
-              <w:t>s01q36, s01q38, s04q24, s02q13, s11q35a, s11q35b_code</w:t>
+              <w:t>—</w:t>
             </w:r>
           </w:p>
         </w:tc>
@@ -1025,7 +1025,7 @@
                 <w:i w:val="0"/>
                 <w:sz w:val="17"/>
               </w:rPr>
-              <w:t>Le montant de la dernière facture d'électricité est de 35000 FCFA Mensuel qui semble incohérent, Prière de vérifier les questions 11.35a et 11.35b auprès du ménage ou confirmer.</w:t>
+              <w:t>Incohérence détectée ! Le ménage a précédemment déclaré vivre « Bien » ou « Assez bien » selon son revenu en 20A.02.</w:t>
             </w:r>
           </w:p>
         </w:tc>
@@ -1040,10 +1040,10 @@
               <w:rPr>
                 <w:b/>
                 <w:i w:val="0"/>
-                <w:color w:val="DC2626"/>
+                <w:color w:val="EA580C"/>
                 <w:sz w:val="16"/>
               </w:rPr>
-              <w:t>Haute</w:t>
+              <w:t>Moyenne</w:t>
             </w:r>
           </w:p>
         </w:tc>
@@ -1058,7 +1058,7 @@
                 <w:i w:val="0"/>
                 <w:sz w:val="16"/>
               </w:rPr>
-              <w:t>S20</w:t>
+              <w:t>S00</w:t>
               <w:br/>
             </w:r>
             <w:r>
@@ -1068,7 +1068,7 @@
                 <w:color w:val="64748B"/>
                 <w:sz w:val="14"/>
               </w:rPr>
-              <w:t>Gouvernance / autres</w:t>
+              <w:t>Identification</w:t>
             </w:r>
           </w:p>
         </w:tc>
@@ -1084,7 +1084,7 @@
                 <w:color w:val="16A34A"/>
                 <w:sz w:val="16"/>
               </w:rPr>
-              <w:t>—</w:t>
+              <w:t>s00q27</w:t>
             </w:r>
           </w:p>
         </w:tc>
@@ -1115,7 +1115,7 @@
                 <w:i w:val="0"/>
                 <w:sz w:val="17"/>
               </w:rPr>
-              <w:t>Incohérence détectée ! Le ménage a précédemment déclaré vivre « Bien » ou « Assez bien » selon son revenu en 20A.02.</w:t>
+              <w:t>Le questionnaire semble ne pas être complètement fini mais le questionnaire est en statut complet, prière de compléter le questionnaire.</w:t>
             </w:r>
           </w:p>
         </w:tc>
@@ -1174,7 +1174,7 @@
                 <w:color w:val="16A34A"/>
                 <w:sz w:val="16"/>
               </w:rPr>
-              <w:t>s00q27</w:t>
+              <w:t>—</w:t>
             </w:r>
           </w:p>
         </w:tc>
@@ -1205,7 +1205,7 @@
                 <w:i w:val="0"/>
                 <w:sz w:val="17"/>
               </w:rPr>
-              <w:t>Le questionnaire semble ne pas être complètement fini mais le questionnaire est en statut complet, prière de compléter le questionnaire.</w:t>
+              <w:t>L'adresse ou la localisation du ménage doit être bien renseignée, ne doit pas contenir des numéros de téléphone et elle semble courte pour être une adresse.</w:t>
             </w:r>
           </w:p>
         </w:tc>
@@ -1264,7 +1264,7 @@
                 <w:color w:val="16A34A"/>
                 <w:sz w:val="16"/>
               </w:rPr>
-              <w:t>—</w:t>
+              <w:t>s00q12a, s00q12b</w:t>
             </w:r>
           </w:p>
         </w:tc>
@@ -1295,7 +1295,7 @@
                 <w:i w:val="0"/>
                 <w:sz w:val="17"/>
               </w:rPr>
-              <w:t>L'adresse ou la localisation du ménage doit être bien renseignée, ne doit pas contenir des numéros de téléphone et elle semble courte pour être une adresse.</w:t>
+              <w:t>Prière de renseigner la bonne adresse.Attention! Veillez bien renseigner le deuxième numero du chef de ménage(0.12b).</w:t>
             </w:r>
           </w:p>
         </w:tc>
@@ -1328,7 +1328,7 @@
                 <w:i w:val="0"/>
                 <w:sz w:val="16"/>
               </w:rPr>
-              <w:t>S00</w:t>
+              <w:t>S01</w:t>
               <w:br/>
             </w:r>
             <w:r>
@@ -1338,7 +1338,7 @@
                 <w:color w:val="64748B"/>
                 <w:sz w:val="14"/>
               </w:rPr>
-              <w:t>Identification</w:t>
+              <w:t>Démographie</w:t>
             </w:r>
           </w:p>
         </w:tc>
@@ -1354,7 +1354,7 @@
                 <w:color w:val="16A34A"/>
                 <w:sz w:val="16"/>
               </w:rPr>
-              <w:t>s00q12a, s00q12b</w:t>
+              <w:t>—</w:t>
             </w:r>
           </w:p>
         </w:tc>
@@ -1385,7 +1385,7 @@
                 <w:i w:val="0"/>
                 <w:sz w:val="17"/>
               </w:rPr>
-              <w:t>Prière de renseigner la bonne adresse.Attention! Veillez bien renseigner le deuxième numero du chef de ménage(0.12b).</w:t>
+              <w:t>Prière de verifier l'information donnée par AMY SOW ou corriger au niveau de la section 1.</w:t>
             </w:r>
           </w:p>
         </w:tc>
@@ -1475,7 +1475,7 @@
                 <w:i w:val="0"/>
                 <w:sz w:val="17"/>
               </w:rPr>
-              <w:t>Prière de verifier l'information donnée par AMY SOW ou corriger au niveau de la section 1.</w:t>
+              <w:t>Prière de verifier l'information donnée par MAYRAME SOW ou corriger au niveau de la section 1.</w:t>
             </w:r>
           </w:p>
         </w:tc>
@@ -1565,7 +1565,7 @@
                 <w:i w:val="0"/>
                 <w:sz w:val="17"/>
               </w:rPr>
-              <w:t>Prière de verifier l'information donnée par MAYRAME SOW ou corriger au niveau de la section 1.</w:t>
+              <w:t>Prière de verifier l'information donnée par RAMA MANGANE ou corriger au niveau de la section 1.</w:t>
             </w:r>
           </w:p>
         </w:tc>
@@ -1624,7 +1624,7 @@
                 <w:color w:val="16A34A"/>
                 <w:sz w:val="16"/>
               </w:rPr>
-              <w:t>—</w:t>
+              <w:t>s01q10_1</w:t>
             </w:r>
           </w:p>
         </w:tc>
@@ -1655,7 +1655,7 @@
                 <w:i w:val="0"/>
                 <w:sz w:val="17"/>
               </w:rPr>
-              <w:t>Prière de verifier l'information donnée par RAMA MANGANE ou corriger au niveau de la section 1.</w:t>
+              <w:t>La taille du ménage lors de l'enquête principale (4) de ce ménage est inférieur à la taille du denombrement (5), prière de fournir des explications concrètes ou aller revisiter le ménage.</w:t>
             </w:r>
           </w:p>
         </w:tc>
@@ -1688,7 +1688,7 @@
                 <w:i w:val="0"/>
                 <w:sz w:val="16"/>
               </w:rPr>
-              <w:t>S01</w:t>
+              <w:t>S02</w:t>
               <w:br/>
             </w:r>
             <w:r>
@@ -1698,7 +1698,7 @@
                 <w:color w:val="64748B"/>
                 <w:sz w:val="14"/>
               </w:rPr>
-              <w:t>Démographie</w:t>
+              <w:t>Éducation</w:t>
             </w:r>
           </w:p>
         </w:tc>
@@ -1714,7 +1714,7 @@
                 <w:color w:val="16A34A"/>
                 <w:sz w:val="16"/>
               </w:rPr>
-              <w:t>s01q10_1</w:t>
+              <w:t>—</w:t>
             </w:r>
           </w:p>
         </w:tc>
@@ -1745,7 +1745,7 @@
                 <w:i w:val="0"/>
                 <w:sz w:val="17"/>
               </w:rPr>
-              <w:t>La taille du ménage lors de l'enquête principale (4) de ce ménage est inférieur à la taille du denombrement (5), prière de fournir des explications concrètes ou aller revisiter le ménage.</w:t>
+              <w:t>Prière de vous adresser à RAMA MANGANE pour avoir l'année exacte.</w:t>
             </w:r>
           </w:p>
         </w:tc>
@@ -1835,187 +1835,7 @@
                 <w:i w:val="0"/>
                 <w:sz w:val="17"/>
               </w:rPr>
-              <w:t>veuillez, s'il vous plait, confirmer les frais de scolarité ( 10000 FCFA) payée de AMY SOW avec le QG ou apporter les corrections nécessaires.</w:t>
-            </w:r>
-          </w:p>
-        </w:tc>
-      </w:tr>
-      <w:tr>
-        <w:tc>
-          <w:tcPr>
-            <w:tcW w:type="dxa" w:w="964"/>
-          </w:tcPr>
-          <w:p>
-            <w:r>
-              <w:rPr>
-                <w:b/>
-                <w:i w:val="0"/>
-                <w:color w:val="EA580C"/>
-                <w:sz w:val="16"/>
-              </w:rPr>
-              <w:t>Moyenne</w:t>
-            </w:r>
-          </w:p>
-        </w:tc>
-        <w:tc>
-          <w:tcPr>
-            <w:tcW w:type="dxa" w:w="1247"/>
-          </w:tcPr>
-          <w:p>
-            <w:r>
-              <w:rPr>
-                <w:b/>
-                <w:i w:val="0"/>
-                <w:sz w:val="16"/>
-              </w:rPr>
-              <w:t>S02</w:t>
-              <w:br/>
-            </w:r>
-            <w:r>
-              <w:rPr>
-                <w:b w:val="0"/>
-                <w:i w:val="0"/>
-                <w:color w:val="64748B"/>
-                <w:sz w:val="14"/>
-              </w:rPr>
-              <w:t>Éducation</w:t>
-            </w:r>
-          </w:p>
-        </w:tc>
-        <w:tc>
-          <w:tcPr>
-            <w:tcW w:type="dxa" w:w="1531"/>
-          </w:tcPr>
-          <w:p>
-            <w:r>
-              <w:rPr>
-                <w:b/>
-                <w:i w:val="0"/>
-                <w:color w:val="16A34A"/>
-                <w:sz w:val="16"/>
-              </w:rPr>
-              <w:t>—</w:t>
-            </w:r>
-          </w:p>
-        </w:tc>
-        <w:tc>
-          <w:tcPr>
-            <w:tcW w:type="dxa" w:w="1191"/>
-          </w:tcPr>
-          <w:p>
-            <w:r>
-              <w:rPr>
-                <w:b w:val="0"/>
-                <w:i w:val="0"/>
-                <w:color w:val="64748B"/>
-                <w:sz w:val="16"/>
-              </w:rPr>
-              <w:t>GT-CQ</w:t>
-            </w:r>
-          </w:p>
-        </w:tc>
-        <w:tc>
-          <w:tcPr>
-            <w:tcW w:type="dxa" w:w="4706"/>
-          </w:tcPr>
-          <w:p>
-            <w:r>
-              <w:rPr>
-                <w:b w:val="0"/>
-                <w:i w:val="0"/>
-                <w:sz w:val="17"/>
-              </w:rPr>
               <w:t>Prière de corriger ou confirmer cette information avec le QG.</w:t>
-            </w:r>
-          </w:p>
-        </w:tc>
-      </w:tr>
-      <w:tr>
-        <w:tc>
-          <w:tcPr>
-            <w:tcW w:type="dxa" w:w="964"/>
-          </w:tcPr>
-          <w:p>
-            <w:r>
-              <w:rPr>
-                <w:b/>
-                <w:i w:val="0"/>
-                <w:color w:val="EA580C"/>
-                <w:sz w:val="16"/>
-              </w:rPr>
-              <w:t>Moyenne</w:t>
-            </w:r>
-          </w:p>
-        </w:tc>
-        <w:tc>
-          <w:tcPr>
-            <w:tcW w:type="dxa" w:w="1247"/>
-          </w:tcPr>
-          <w:p>
-            <w:r>
-              <w:rPr>
-                <w:b/>
-                <w:i w:val="0"/>
-                <w:sz w:val="16"/>
-              </w:rPr>
-              <w:t>S02</w:t>
-              <w:br/>
-            </w:r>
-            <w:r>
-              <w:rPr>
-                <w:b w:val="0"/>
-                <w:i w:val="0"/>
-                <w:color w:val="64748B"/>
-                <w:sz w:val="14"/>
-              </w:rPr>
-              <w:t>Éducation</w:t>
-            </w:r>
-          </w:p>
-        </w:tc>
-        <w:tc>
-          <w:tcPr>
-            <w:tcW w:type="dxa" w:w="1531"/>
-          </w:tcPr>
-          <w:p>
-            <w:r>
-              <w:rPr>
-                <w:b/>
-                <w:i w:val="0"/>
-                <w:color w:val="16A34A"/>
-                <w:sz w:val="16"/>
-              </w:rPr>
-              <w:t>—</w:t>
-            </w:r>
-          </w:p>
-        </w:tc>
-        <w:tc>
-          <w:tcPr>
-            <w:tcW w:type="dxa" w:w="1191"/>
-          </w:tcPr>
-          <w:p>
-            <w:r>
-              <w:rPr>
-                <w:b w:val="0"/>
-                <w:i w:val="0"/>
-                <w:color w:val="64748B"/>
-                <w:sz w:val="16"/>
-              </w:rPr>
-              <w:t>GT-CQ</w:t>
-            </w:r>
-          </w:p>
-        </w:tc>
-        <w:tc>
-          <w:tcPr>
-            <w:tcW w:type="dxa" w:w="4706"/>
-          </w:tcPr>
-          <w:p>
-            <w:r>
-              <w:rPr>
-                <w:b w:val="0"/>
-                <w:i w:val="0"/>
-                <w:sz w:val="17"/>
-              </w:rPr>
-              <w:t>Prière de vous adresser à RAMA MANGANE pour avoir l'année exacte.</w:t>
             </w:r>
           </w:p>
         </w:tc>
